--- a/backend/download_templates/业务类/设计开发项目案例模板.docx
+++ b/backend/download_templates/业务类/设计开发项目案例模板.docx
@@ -10,16 +10,23 @@
         <w:rPr>
           <w:rFonts w:ascii="Microsoft YaHei" w:hAnsi="Microsoft YaHei" w:eastAsia="Microsoft YaHei"/>
           <w:b/>
-          <w:sz w:val="44"/>
+          <w:sz w:val="36"/>
         </w:rPr>
         <w:t>设计开发项目案例</w:t>
       </w:r>
     </w:p>
     <w:p/>
     <w:p>
-      <w:pPr>
-        <w:jc w:val="left"/>
-      </w:pPr>
+      <w:r>
+        <w:rPr>
+          <w:rFonts w:ascii="Microsoft YaHei" w:hAnsi="Microsoft YaHei" w:eastAsia="Microsoft YaHei"/>
+          <w:b/>
+          <w:sz w:val="24"/>
+        </w:rPr>
+        <w:t>一、项目基本信息</w:t>
+      </w:r>
+    </w:p>
+    <w:p>
       <w:r>
         <w:rPr>
           <w:rFonts w:ascii="Microsoft YaHei" w:hAnsi="Microsoft YaHei" w:eastAsia="Microsoft YaHei"/>
@@ -32,13 +39,26 @@
           <w:rFonts w:ascii="Microsoft YaHei" w:hAnsi="Microsoft YaHei" w:eastAsia="Microsoft YaHei"/>
           <w:sz w:val="24"/>
         </w:rPr>
-        <w:t xml:space="preserve"> ______________________________</w:t>
+        <w:t>______________________________</w:t>
       </w:r>
     </w:p>
     <w:p>
-      <w:pPr>
-        <w:jc w:val="left"/>
-      </w:pPr>
+      <w:r>
+        <w:rPr>
+          <w:rFonts w:ascii="Microsoft YaHei" w:hAnsi="Microsoft YaHei" w:eastAsia="Microsoft YaHei"/>
+          <w:sz w:val="24"/>
+        </w:rPr>
+        <w:t>项目编号：</w:t>
+      </w:r>
+      <w:r>
+        <w:rPr>
+          <w:rFonts w:ascii="Microsoft YaHei" w:hAnsi="Microsoft YaHei" w:eastAsia="Microsoft YaHei"/>
+          <w:sz w:val="24"/>
+        </w:rPr>
+        <w:t>____________________</w:t>
+      </w:r>
+    </w:p>
+    <w:p>
       <w:r>
         <w:rPr>
           <w:rFonts w:ascii="Microsoft YaHei" w:hAnsi="Microsoft YaHei" w:eastAsia="Microsoft YaHei"/>
@@ -51,73 +71,10 @@
           <w:rFonts w:ascii="Microsoft YaHei" w:hAnsi="Microsoft YaHei" w:eastAsia="Microsoft YaHei"/>
           <w:sz w:val="24"/>
         </w:rPr>
-        <w:t xml:space="preserve"> ______________________________</w:t>
+        <w:t>______________________________</w:t>
       </w:r>
     </w:p>
     <w:p>
-      <w:pPr>
-        <w:jc w:val="left"/>
-      </w:pPr>
-      <w:r>
-        <w:rPr>
-          <w:rFonts w:ascii="Microsoft YaHei" w:hAnsi="Microsoft YaHei" w:eastAsia="Microsoft YaHei"/>
-          <w:sz w:val="24"/>
-        </w:rPr>
-        <w:t>项目时间：</w:t>
-      </w:r>
-      <w:r>
-        <w:rPr>
-          <w:rFonts w:ascii="Microsoft YaHei" w:hAnsi="Microsoft YaHei" w:eastAsia="Microsoft YaHei"/>
-          <w:sz w:val="24"/>
-        </w:rPr>
-        <w:t xml:space="preserve"> ______________________________</w:t>
-      </w:r>
-    </w:p>
-    <w:p/>
-    <w:p>
-      <w:pPr>
-        <w:jc w:val="left"/>
-      </w:pPr>
-      <w:r>
-        <w:rPr>
-          <w:rFonts w:ascii="Microsoft YaHei" w:hAnsi="Microsoft YaHei" w:eastAsia="Microsoft YaHei"/>
-          <w:sz w:val="24"/>
-        </w:rPr>
-        <w:t>项目描述：</w:t>
-      </w:r>
-      <w:r>
-        <w:rPr>
-          <w:rFonts w:ascii="Microsoft YaHei" w:hAnsi="Microsoft YaHei" w:eastAsia="Microsoft YaHei"/>
-          <w:sz w:val="24"/>
-        </w:rPr>
-        <w:t xml:space="preserve"> ______________________________</w:t>
-      </w:r>
-    </w:p>
-    <w:p/>
-    <w:p>
-      <w:pPr>
-        <w:jc w:val="left"/>
-      </w:pPr>
-      <w:r>
-        <w:rPr>
-          <w:rFonts w:ascii="Microsoft YaHei" w:hAnsi="Microsoft YaHei" w:eastAsia="Microsoft YaHei"/>
-          <w:sz w:val="24"/>
-        </w:rPr>
-        <w:t>项目成果：</w:t>
-      </w:r>
-      <w:r>
-        <w:rPr>
-          <w:rFonts w:ascii="Microsoft YaHei" w:hAnsi="Microsoft YaHei" w:eastAsia="Microsoft YaHei"/>
-          <w:sz w:val="24"/>
-        </w:rPr>
-        <w:t xml:space="preserve"> ______________________________</w:t>
-      </w:r>
-    </w:p>
-    <w:p/>
-    <w:p>
-      <w:pPr>
-        <w:jc w:val="left"/>
-      </w:pPr>
       <w:r>
         <w:rPr>
           <w:rFonts w:ascii="Microsoft YaHei" w:hAnsi="Microsoft YaHei" w:eastAsia="Microsoft YaHei"/>
@@ -130,26 +87,239 @@
           <w:rFonts w:ascii="Microsoft YaHei" w:hAnsi="Microsoft YaHei" w:eastAsia="Microsoft YaHei"/>
           <w:sz w:val="24"/>
         </w:rPr>
-        <w:t xml:space="preserve"> ______________________________</w:t>
+        <w:t>____________________</w:t>
       </w:r>
     </w:p>
     <w:p>
-      <w:pPr>
-        <w:jc w:val="left"/>
-      </w:pPr>
       <w:r>
         <w:rPr>
           <w:rFonts w:ascii="Microsoft YaHei" w:hAnsi="Microsoft YaHei" w:eastAsia="Microsoft YaHei"/>
           <w:sz w:val="24"/>
         </w:rPr>
-        <w:t>参与人员：</w:t>
+        <w:t>项目起止时间：____年____月____日 至 ____年____月____日</w:t>
       </w:r>
       <w:r>
         <w:rPr>
           <w:rFonts w:ascii="Microsoft YaHei" w:hAnsi="Microsoft YaHei" w:eastAsia="Microsoft YaHei"/>
           <w:sz w:val="24"/>
         </w:rPr>
-        <w:t xml:space="preserve"> ______________________________</w:t>
+        <w:t>__________</w:t>
+      </w:r>
+    </w:p>
+    <w:p/>
+    <w:p>
+      <w:r>
+        <w:rPr>
+          <w:rFonts w:ascii="Microsoft YaHei" w:hAnsi="Microsoft YaHei" w:eastAsia="Microsoft YaHei"/>
+          <w:b/>
+          <w:sz w:val="24"/>
+        </w:rPr>
+        <w:t>二、项目背景</w:t>
+      </w:r>
+    </w:p>
+    <w:p>
+      <w:r>
+        <w:rPr>
+          <w:rFonts w:ascii="Microsoft YaHei" w:hAnsi="Microsoft YaHei" w:eastAsia="Microsoft YaHei"/>
+          <w:b w:val="0"/>
+          <w:sz w:val="24"/>
+        </w:rPr>
+        <w:t>____________________________________________________________</w:t>
+      </w:r>
+    </w:p>
+    <w:p>
+      <w:r>
+        <w:rPr>
+          <w:rFonts w:ascii="Microsoft YaHei" w:hAnsi="Microsoft YaHei" w:eastAsia="Microsoft YaHei"/>
+          <w:b w:val="0"/>
+          <w:sz w:val="24"/>
+        </w:rPr>
+        <w:t>____________________________________________________________</w:t>
+      </w:r>
+    </w:p>
+    <w:p>
+      <w:r>
+        <w:rPr>
+          <w:rFonts w:ascii="Microsoft YaHei" w:hAnsi="Microsoft YaHei" w:eastAsia="Microsoft YaHei"/>
+          <w:b w:val="0"/>
+          <w:sz w:val="24"/>
+        </w:rPr>
+        <w:t>____________________________________________________________</w:t>
+      </w:r>
+    </w:p>
+    <w:p/>
+    <w:p>
+      <w:r>
+        <w:rPr>
+          <w:rFonts w:ascii="Microsoft YaHei" w:hAnsi="Microsoft YaHei" w:eastAsia="Microsoft YaHei"/>
+          <w:b/>
+          <w:sz w:val="24"/>
+        </w:rPr>
+        <w:t>三、客户需求</w:t>
+      </w:r>
+    </w:p>
+    <w:p>
+      <w:r>
+        <w:rPr>
+          <w:rFonts w:ascii="Microsoft YaHei" w:hAnsi="Microsoft YaHei" w:eastAsia="Microsoft YaHei"/>
+          <w:b w:val="0"/>
+          <w:sz w:val="24"/>
+        </w:rPr>
+        <w:t>____________________________________________________________</w:t>
+      </w:r>
+    </w:p>
+    <w:p>
+      <w:r>
+        <w:rPr>
+          <w:rFonts w:ascii="Microsoft YaHei" w:hAnsi="Microsoft YaHei" w:eastAsia="Microsoft YaHei"/>
+          <w:b w:val="0"/>
+          <w:sz w:val="24"/>
+        </w:rPr>
+        <w:t>____________________________________________________________</w:t>
+      </w:r>
+    </w:p>
+    <w:p/>
+    <w:p>
+      <w:r>
+        <w:rPr>
+          <w:rFonts w:ascii="Microsoft YaHei" w:hAnsi="Microsoft YaHei" w:eastAsia="Microsoft YaHei"/>
+          <w:b/>
+          <w:sz w:val="24"/>
+        </w:rPr>
+        <w:t>四、技术方案</w:t>
+      </w:r>
+    </w:p>
+    <w:p>
+      <w:r>
+        <w:rPr>
+          <w:rFonts w:ascii="Microsoft YaHei" w:hAnsi="Microsoft YaHei" w:eastAsia="Microsoft YaHei"/>
+          <w:b w:val="0"/>
+          <w:sz w:val="24"/>
+        </w:rPr>
+        <w:t>____________________________________________________________</w:t>
+      </w:r>
+    </w:p>
+    <w:p>
+      <w:r>
+        <w:rPr>
+          <w:rFonts w:ascii="Microsoft YaHei" w:hAnsi="Microsoft YaHei" w:eastAsia="Microsoft YaHei"/>
+          <w:b w:val="0"/>
+          <w:sz w:val="24"/>
+        </w:rPr>
+        <w:t>____________________________________________________________</w:t>
+      </w:r>
+    </w:p>
+    <w:p>
+      <w:r>
+        <w:rPr>
+          <w:rFonts w:ascii="Microsoft YaHei" w:hAnsi="Microsoft YaHei" w:eastAsia="Microsoft YaHei"/>
+          <w:b w:val="0"/>
+          <w:sz w:val="24"/>
+        </w:rPr>
+        <w:t>____________________________________________________________</w:t>
+      </w:r>
+    </w:p>
+    <w:p/>
+    <w:p>
+      <w:r>
+        <w:rPr>
+          <w:rFonts w:ascii="Microsoft YaHei" w:hAnsi="Microsoft YaHei" w:eastAsia="Microsoft YaHei"/>
+          <w:b/>
+          <w:sz w:val="24"/>
+        </w:rPr>
+        <w:t>五、项目成果</w:t>
+      </w:r>
+    </w:p>
+    <w:p>
+      <w:pPr>
+        <w:ind w:firstLine="420"/>
+      </w:pPr>
+      <w:r>
+        <w:rPr>
+          <w:rFonts w:ascii="Microsoft YaHei" w:hAnsi="Microsoft YaHei" w:eastAsia="Microsoft YaHei"/>
+          <w:b w:val="0"/>
+          <w:sz w:val="24"/>
+        </w:rPr>
+        <w:t>1. 交付物：________________</w:t>
+      </w:r>
+    </w:p>
+    <w:p>
+      <w:pPr>
+        <w:ind w:firstLine="420"/>
+      </w:pPr>
+      <w:r>
+        <w:rPr>
+          <w:rFonts w:ascii="Microsoft YaHei" w:hAnsi="Microsoft YaHei" w:eastAsia="Microsoft YaHei"/>
+          <w:b w:val="0"/>
+          <w:sz w:val="24"/>
+        </w:rPr>
+        <w:t>2. 技术指标：________________</w:t>
+      </w:r>
+    </w:p>
+    <w:p>
+      <w:pPr>
+        <w:ind w:firstLine="420"/>
+      </w:pPr>
+      <w:r>
+        <w:rPr>
+          <w:rFonts w:ascii="Microsoft YaHei" w:hAnsi="Microsoft YaHei" w:eastAsia="Microsoft YaHei"/>
+          <w:b w:val="0"/>
+          <w:sz w:val="24"/>
+        </w:rPr>
+        <w:t>3. 客户评价：________________</w:t>
+      </w:r>
+    </w:p>
+    <w:p/>
+    <w:p>
+      <w:r>
+        <w:rPr>
+          <w:rFonts w:ascii="Microsoft YaHei" w:hAnsi="Microsoft YaHei" w:eastAsia="Microsoft YaHei"/>
+          <w:b/>
+          <w:sz w:val="24"/>
+        </w:rPr>
+        <w:t>六、项目总结</w:t>
+      </w:r>
+    </w:p>
+    <w:p>
+      <w:r>
+        <w:rPr>
+          <w:rFonts w:ascii="Microsoft YaHei" w:hAnsi="Microsoft YaHei" w:eastAsia="Microsoft YaHei"/>
+          <w:b w:val="0"/>
+          <w:sz w:val="24"/>
+        </w:rPr>
+        <w:t>____________________________________________________________</w:t>
+      </w:r>
+    </w:p>
+    <w:p>
+      <w:r>
+        <w:rPr>
+          <w:rFonts w:ascii="Microsoft YaHei" w:hAnsi="Microsoft YaHei" w:eastAsia="Microsoft YaHei"/>
+          <w:b w:val="0"/>
+          <w:sz w:val="24"/>
+        </w:rPr>
+        <w:t>____________________________________________________________</w:t>
+      </w:r>
+    </w:p>
+    <w:p/>
+    <w:p/>
+    <w:p>
+      <w:r>
+        <w:rPr>
+          <w:rFonts w:ascii="Microsoft YaHei" w:hAnsi="Microsoft YaHei" w:eastAsia="Microsoft YaHei"/>
+          <w:b w:val="0"/>
+          <w:sz w:val="24"/>
+        </w:rPr>
+        <w:t>编制人：____________        日期：____年____月____日</w:t>
+      </w:r>
+    </w:p>
+    <w:p>
+      <w:r>
+        <w:rPr>
+          <w:rFonts w:ascii="Microsoft YaHei" w:hAnsi="Microsoft YaHei" w:eastAsia="Microsoft YaHei"/>
+          <w:b w:val="0"/>
+          <w:sz w:val="24"/>
+        </w:rPr>
+        <w:t>审核人：____________        日期：____年____月____日</w:t>
       </w:r>
     </w:p>
     <w:sectPr>
@@ -525,10 +695,6 @@
     <w:name w:val="Normal"/>
     <w:qFormat/>
     <w:rsid w:val="00FC693F"/>
-    <w:rPr>
-      <w:rFonts w:ascii="Microsoft YaHei" w:hAnsi="Microsoft YaHei" w:eastAsia="Microsoft YaHei"/>
-      <w:sz w:val="24"/>
-    </w:rPr>
   </w:style>
   <w:style w:type="paragraph" w:styleId="Header">
     <w:name w:val="header"/>
